--- a/PlaceOS_지원서류_3_포트폴리오.docx
+++ b/PlaceOS_지원서류_3_포트폴리오.docx
@@ -108,7 +108,7 @@
           <w:color w:val="5C6875"/>
           <w:sz w:val="19"/>
         </w:rPr>
-        <w:t>2026. 09.</w:t>
+        <w:t>2026. 10.</w:t>
       </w:r>
     </w:p>
     <w:p>
@@ -168,7 +168,7 @@
           <w:color w:val="16202E"/>
           <w:sz w:val="21"/>
         </w:rPr>
-        <w:t>물리적 상권을 SNS · 디지털 관점의 플랫폼으로 읽는 가설에서 출발했습니다. 기존 상권 정보가 행정동 단위 통계에 머물러 '어느 건물 몇 층이 비었는가'를 답하지 못한다는 점이 문제였습니다. PlaceOS 는 건축물대장을 실측 원천으로 삼아 건물 - 층 - 유닛 단위 공실 인벤토리를 세우고, 그 위에 네 가지 질문을 차례로 답하는 구조입니다.</w:t>
+        <w:t>물리적 상권을 SNS · 디지털 관점의 플랫폼으로 읽는 가설에서 출발했습니다. 기존 상권 정보가 행정동 단위 통계에 머물러 '어느 건물 몇 층이 비었는가'를 답하지 못한다는 점이 문제였습니다. PlaceOS 는 건축물대장을 실측 원천으로 삼아 건물 - 층 - 유닛 단위 공실 인벤토리를 세우고, 그 위에 Platform · Page · Posting · Program 네 가지 질문을 차례로 답하는 구조입니다. 마지막 Program 의 대상은 예비창업자, 그리고 자기 아이템이 통하는 상권을 찾아 팝업스토어 · 가오픈 · MVP 로 검증하려는 기창업자입니다.</w:t>
       </w:r>
     </w:p>
     <w:tbl>
@@ -188,10 +188,10 @@
         <w:tblLook w:firstColumn="1" w:firstRow="1" w:lastColumn="0" w:lastRow="0" w:noHBand="0" w:noVBand="1" w:val="04A0"/>
       </w:tblPr>
       <w:tblGrid>
-        <w:gridCol w:w="1474"/>
-        <w:gridCol w:w="2835"/>
+        <w:gridCol w:w="1360"/>
+        <w:gridCol w:w="3061"/>
         <w:gridCol w:w="3288"/>
-        <w:gridCol w:w="1360"/>
+        <w:gridCol w:w="1247"/>
       </w:tblGrid>
       <w:tr>
         <w:trPr>
@@ -200,7 +200,7 @@
         </w:trPr>
         <w:tc>
           <w:tcPr>
-            <w:tcW w:type="dxa" w:w="1474"/>
+            <w:tcW w:type="dxa" w:w="1361"/>
             <w:shd w:val="clear" w:color="auto" w:fill="EEF2F6"/>
             <w:tcMar>
               <w:top w:w="70" w:type="dxa"/>
@@ -228,7 +228,7 @@
         </w:tc>
         <w:tc>
           <w:tcPr>
-            <w:tcW w:type="dxa" w:w="2835"/>
+            <w:tcW w:type="dxa" w:w="3061"/>
             <w:shd w:val="clear" w:color="auto" w:fill="EEF2F6"/>
             <w:tcMar>
               <w:top w:w="70" w:type="dxa"/>
@@ -284,7 +284,7 @@
         </w:tc>
         <w:tc>
           <w:tcPr>
-            <w:tcW w:type="dxa" w:w="1361"/>
+            <w:tcW w:type="dxa" w:w="1247"/>
             <w:shd w:val="clear" w:color="auto" w:fill="EEF2F6"/>
             <w:tcMar>
               <w:top w:w="70" w:type="dxa"/>
@@ -317,7 +317,7 @@
         </w:trPr>
         <w:tc>
           <w:tcPr>
-            <w:tcW w:type="dxa" w:w="1474"/>
+            <w:tcW w:type="dxa" w:w="1361"/>
             <w:tcMar>
               <w:top w:w="70" w:type="dxa"/>
               <w:left w:w="110" w:type="dxa"/>
@@ -344,7 +344,7 @@
         </w:tc>
         <w:tc>
           <w:tcPr>
-            <w:tcW w:type="dxa" w:w="2835"/>
+            <w:tcW w:type="dxa" w:w="3061"/>
             <w:tcMar>
               <w:top w:w="70" w:type="dxa"/>
               <w:left w:w="110" w:type="dxa"/>
@@ -365,7 +365,7 @@
                 <w:color w:val="16202E"/>
                 <w:sz w:val="18"/>
               </w:rPr>
-              <w:t>이 입지는 어떤 플랫폼인가</w:t>
+              <w:t>이 입지 · 상권은 어떤 플랫폼인가</w:t>
             </w:r>
           </w:p>
         </w:tc>
@@ -398,7 +398,7 @@
         </w:tc>
         <w:tc>
           <w:tcPr>
-            <w:tcW w:type="dxa" w:w="1361"/>
+            <w:tcW w:type="dxa" w:w="1247"/>
             <w:tcMar>
               <w:top w:w="70" w:type="dxa"/>
               <w:left w:w="110" w:type="dxa"/>
@@ -430,7 +430,7 @@
         </w:trPr>
         <w:tc>
           <w:tcPr>
-            <w:tcW w:type="dxa" w:w="1474"/>
+            <w:tcW w:type="dxa" w:w="1361"/>
             <w:shd w:val="clear" w:color="auto" w:fill="F7F9FB"/>
             <w:tcMar>
               <w:top w:w="70" w:type="dxa"/>
@@ -458,7 +458,7 @@
         </w:tc>
         <w:tc>
           <w:tcPr>
-            <w:tcW w:type="dxa" w:w="2835"/>
+            <w:tcW w:type="dxa" w:w="3061"/>
             <w:shd w:val="clear" w:color="auto" w:fill="F7F9FB"/>
             <w:tcMar>
               <w:top w:w="70" w:type="dxa"/>
@@ -480,7 +480,7 @@
                 <w:color w:val="16202E"/>
                 <w:sz w:val="18"/>
               </w:rPr>
-              <w:t>어디에 자리가 비어 있는가</w:t>
+              <w:t>이 platform 안에 어떤 page 가 만들어져야 하는가 (어디가 비었는가)</w:t>
             </w:r>
           </w:p>
         </w:tc>
@@ -514,7 +514,7 @@
         </w:tc>
         <w:tc>
           <w:tcPr>
-            <w:tcW w:type="dxa" w:w="1361"/>
+            <w:tcW w:type="dxa" w:w="1247"/>
             <w:shd w:val="clear" w:color="auto" w:fill="F7F9FB"/>
             <w:tcMar>
               <w:top w:w="70" w:type="dxa"/>
@@ -547,7 +547,7 @@
         </w:trPr>
         <w:tc>
           <w:tcPr>
-            <w:tcW w:type="dxa" w:w="1474"/>
+            <w:tcW w:type="dxa" w:w="1361"/>
             <w:tcMar>
               <w:top w:w="70" w:type="dxa"/>
               <w:left w:w="110" w:type="dxa"/>
@@ -574,7 +574,7 @@
         </w:tc>
         <w:tc>
           <w:tcPr>
-            <w:tcW w:type="dxa" w:w="2835"/>
+            <w:tcW w:type="dxa" w:w="3061"/>
             <w:tcMar>
               <w:top w:w="70" w:type="dxa"/>
               <w:left w:w="110" w:type="dxa"/>
@@ -595,7 +595,7 @@
                 <w:color w:val="16202E"/>
                 <w:sz w:val="18"/>
               </w:rPr>
-              <w:t>어느 가격대로 들어가야 하는가</w:t>
+              <w:t>어떤 가격대의 page 가 posting 되어야 하는가</w:t>
             </w:r>
           </w:p>
         </w:tc>
@@ -622,13 +622,13 @@
                 <w:color w:val="16202E"/>
                 <w:sz w:val="18"/>
               </w:rPr>
-              <w:t>3-Tier 비용-효용 · ROI 시뮬레이션</w:t>
+              <w:t>3-Tier 비용-효용 · 입점 ROI · 외부 코파일럿 연동 계약</w:t>
             </w:r>
           </w:p>
         </w:tc>
         <w:tc>
           <w:tcPr>
-            <w:tcW w:type="dxa" w:w="1361"/>
+            <w:tcW w:type="dxa" w:w="1247"/>
             <w:tcMar>
               <w:top w:w="70" w:type="dxa"/>
               <w:left w:w="110" w:type="dxa"/>
@@ -660,7 +660,7 @@
         </w:trPr>
         <w:tc>
           <w:tcPr>
-            <w:tcW w:type="dxa" w:w="1474"/>
+            <w:tcW w:type="dxa" w:w="1361"/>
             <w:shd w:val="clear" w:color="auto" w:fill="F7F9FB"/>
             <w:tcMar>
               <w:top w:w="70" w:type="dxa"/>
@@ -688,7 +688,7 @@
         </w:tc>
         <w:tc>
           <w:tcPr>
-            <w:tcW w:type="dxa" w:w="2835"/>
+            <w:tcW w:type="dxa" w:w="3061"/>
             <w:shd w:val="clear" w:color="auto" w:fill="F7F9FB"/>
             <w:tcMar>
               <w:top w:w="70" w:type="dxa"/>
@@ -710,7 +710,7 @@
                 <w:color w:val="16202E"/>
                 <w:sz w:val="18"/>
               </w:rPr>
-              <w:t>어떻게 알릴 것인가</w:t>
+              <w:t>이 아이템이 이 platform 에서 통하는지, 어떤 검증 program 으로 확인할 것인가</w:t>
             </w:r>
           </w:p>
         </w:tc>
@@ -738,13 +738,13 @@
                 <w:color w:val="16202E"/>
                 <w:sz w:val="18"/>
               </w:rPr>
-              <w:t>마케팅 생성 · 사실성 검증 가드</w:t>
+              <w:t>검증 program 자동 생성(모객 · 자리 · 연계 + 검증 지표) · 사실성 검증 가드</w:t>
             </w:r>
           </w:p>
         </w:tc>
         <w:tc>
           <w:tcPr>
-            <w:tcW w:type="dxa" w:w="1361"/>
+            <w:tcW w:type="dxa" w:w="1247"/>
             <w:shd w:val="clear" w:color="auto" w:fill="F7F9FB"/>
             <w:tcMar>
               <w:top w:w="70" w:type="dxa"/>
@@ -784,7 +784,7 @@
           <w:color w:val="5C6875"/>
           <w:sz w:val="17"/>
         </w:rPr>
-        <w:t>진행률은 문서가 아니라 산출물을 세어 계산한다 (scripts/pppp_status.py).</w:t>
+        <w:t>진행률은 문서가 아니라 산출물을 세어 계산한다 (scripts/pppp_status.py). 다만 진행률 게이트 27개 중 8개는 사람이 판정하는 선언형이고, Platform 이 100%가 아닌 것은 남은 두 게이트가 공실 예측의 확정 판정 (확인대기)이기 때문입니다.</w:t>
       </w:r>
     </w:p>
     <w:p>
@@ -997,7 +997,7 @@
                 <w:color w:val="16202E"/>
                 <w:sz w:val="18"/>
               </w:rPr>
-              <w:t>서울 66개 상권</w:t>
+              <w:t>서울 81개 상권</w:t>
             </w:r>
           </w:p>
         </w:tc>
@@ -1085,7 +1085,7 @@
                 <w:color w:val="16202E"/>
                 <w:sz w:val="18"/>
               </w:rPr>
-              <w:t>664유닛</w:t>
+              <w:t>840유닛</w:t>
             </w:r>
           </w:p>
         </w:tc>
@@ -1172,7 +1172,7 @@
                 <w:color w:val="16202E"/>
                 <w:sz w:val="18"/>
               </w:rPr>
-              <w:t>12,497개</w:t>
+              <w:t>15,366개</w:t>
             </w:r>
           </w:p>
         </w:tc>
@@ -1199,7 +1199,7 @@
                 <w:color w:val="16202E"/>
                 <w:sz w:val="17"/>
               </w:rPr>
-              <w:t>확정 9,437 / 추정 3,060</w:t>
+              <w:t>확정 11,770 / 추정 3,596</w:t>
             </w:r>
           </w:p>
         </w:tc>
@@ -1374,7 +1374,7 @@
                 <w:color w:val="16202E"/>
                 <w:sz w:val="17"/>
               </w:rPr>
-              <w:t>생활인구 행정동 · 평일 20일 / 주말 8일 표본</w:t>
+              <w:t>집계구 단위 생활인구 · 81/81거점 · 표본 7일(평일 5 / 주말 2) — 격자 실측은 아님</w:t>
             </w:r>
           </w:p>
         </w:tc>
@@ -1435,7 +1435,7 @@
                 <w:color w:val="16202E"/>
                 <w:sz w:val="18"/>
               </w:rPr>
-              <w:t>노드 47,442 · 피처 117</w:t>
+              <w:t>노드 88,238 · 피처 132</w:t>
             </w:r>
           </w:p>
         </w:tc>
@@ -1522,7 +1522,7 @@
                 <w:color w:val="16202E"/>
                 <w:sz w:val="18"/>
               </w:rPr>
-              <w:t>528유닛</w:t>
+              <w:t>840유닛 (81거점)</w:t>
             </w:r>
           </w:p>
         </w:tc>
@@ -1549,7 +1549,7 @@
                 <w:color w:val="16202E"/>
                 <w:sz w:val="17"/>
               </w:rPr>
-              <w:t>회수불가 0.8%</w:t>
+              <w:t>회수불가 4유닛(0.5%) · 실측 매출 모델 827유닛</w:t>
             </w:r>
           </w:p>
         </w:tc>
@@ -1610,7 +1610,7 @@
                 <w:color w:val="16202E"/>
                 <w:sz w:val="18"/>
               </w:rPr>
-              <w:t>58,921 라인</w:t>
+              <w:t>73,432 라인</w:t>
             </w:r>
           </w:p>
         </w:tc>
@@ -1639,6 +1639,92 @@
                 <w:sz w:val="17"/>
               </w:rPr>
               <w:t>Python · TypeScript</w:t>
+            </w:r>
+          </w:p>
+        </w:tc>
+      </w:tr>
+      <w:tr>
+        <w:trPr>
+          <w:cantSplit w:val="true"/>
+        </w:trPr>
+        <w:tc>
+          <w:tcPr>
+            <w:tcW w:type="dxa" w:w="1814"/>
+            <w:tcMar>
+              <w:top w:w="70" w:type="dxa"/>
+              <w:left w:w="110" w:type="dxa"/>
+              <w:bottom w:w="70" w:type="dxa"/>
+              <w:right w:w="110" w:type="dxa"/>
+            </w:tcMar>
+          </w:tcPr>
+          <w:p>
+            <w:pPr>
+              <w:spacing w:before="0" w:after="0" w:line="317" w:lineRule="auto"/>
+              <w:jc w:val="left"/>
+            </w:pPr>
+            <w:r>
+              <w:rPr>
+                <w:rFonts w:ascii="Noto Sans KR" w:hAnsi="Noto Sans KR" w:eastAsia="Noto Sans KR" w:cs="Noto Sans KR"/>
+                <w:b/>
+                <w:i w:val="0"/>
+                <w:color w:val="16202E"/>
+                <w:sz w:val="18"/>
+              </w:rPr>
+              <w:t>테스트</w:t>
+            </w:r>
+          </w:p>
+        </w:tc>
+        <w:tc>
+          <w:tcPr>
+            <w:tcW w:type="dxa" w:w="2494"/>
+            <w:tcMar>
+              <w:top w:w="70" w:type="dxa"/>
+              <w:left w:w="110" w:type="dxa"/>
+              <w:bottom w:w="70" w:type="dxa"/>
+              <w:right w:w="110" w:type="dxa"/>
+            </w:tcMar>
+          </w:tcPr>
+          <w:p>
+            <w:pPr>
+              <w:spacing w:before="0" w:after="0" w:line="317" w:lineRule="auto"/>
+              <w:jc w:val="left"/>
+            </w:pPr>
+            <w:r>
+              <w:rPr>
+                <w:rFonts w:ascii="Noto Sans KR" w:hAnsi="Noto Sans KR" w:eastAsia="Noto Sans KR" w:cs="Noto Sans KR"/>
+                <w:b w:val="0"/>
+                <w:i w:val="0"/>
+                <w:color w:val="16202E"/>
+                <w:sz w:val="18"/>
+              </w:rPr>
+              <w:t>백엔드 493개 · 프론트 24개 파일</w:t>
+            </w:r>
+          </w:p>
+        </w:tc>
+        <w:tc>
+          <w:tcPr>
+            <w:tcW w:type="dxa" w:w="4649"/>
+            <w:tcMar>
+              <w:top w:w="70" w:type="dxa"/>
+              <w:left w:w="110" w:type="dxa"/>
+              <w:bottom w:w="70" w:type="dxa"/>
+              <w:right w:w="110" w:type="dxa"/>
+            </w:tcMar>
+          </w:tcPr>
+          <w:p>
+            <w:pPr>
+              <w:spacing w:before="0" w:after="0" w:line="317" w:lineRule="auto"/>
+              <w:jc w:val="left"/>
+            </w:pPr>
+            <w:r>
+              <w:rPr>
+                <w:rFonts w:ascii="Noto Sans KR" w:hAnsi="Noto Sans KR" w:eastAsia="Noto Sans KR" w:cs="Noto Sans KR"/>
+                <w:b w:val="0"/>
+                <w:i w:val="0"/>
+                <w:color w:val="16202E"/>
+                <w:sz w:val="17"/>
+              </w:rPr>
+              <w:t>GitHub Actions 통과 시에만 배포</w:t>
             </w:r>
           </w:p>
         </w:tc>
@@ -1825,7 +1911,7 @@
                 <w:color w:val="16202E"/>
                 <w:sz w:val="17"/>
               </w:rPr>
-              <w:t>Airflow DAG + Selenium / Playwright 크롤러, 일일 쿼터 관리 런북</w:t>
+              <w:t>Selenium / Playwright 수집기 · 수동 실행 스크립트 · 일일 쿼터 관리 런북</w:t>
             </w:r>
           </w:p>
         </w:tc>
@@ -1902,7 +1988,7 @@
                 <w:color w:val="16202E"/>
                 <w:sz w:val="17"/>
               </w:rPr>
-              <w:t>PostgreSQL / PostGIS + Redis</w:t>
+              <w:t>분석 산출물은 Gold JSON · Parquet 을 직접 읽고, DB(PostgreSQL · Alembic)는 계정 · 조직 · 사용량 층만 담당</w:t>
             </w:r>
           </w:p>
         </w:tc>
@@ -1961,7 +2047,7 @@
                 <w:color w:val="16202E"/>
                 <w:sz w:val="17"/>
               </w:rPr>
-              <w:t>LSTM 공실 예측 · GNN(PyTorch Geometric) 업종 추천 · MLflow 실험 추적</w:t>
+              <w:t>LSTM 공실 예측 · GNN(PyTorch Geometric) 업종 추천 · MLflow 실험 추적 · 생성 엔진은 Anthropic SDK 직접 호출</w:t>
             </w:r>
           </w:p>
         </w:tc>
@@ -2022,7 +2108,7 @@
                 <w:color w:val="16202E"/>
                 <w:sz w:val="17"/>
               </w:rPr>
-              <w:t>FastAPI (/api/v1/ 규약) · Celery 비동기 · 지연 계측 미들웨어</w:t>
+              <w:t>FastAPI (/api/v1/ 규약) · 지연 계측 미들웨어 · 클라이언트 타이밍 수집</w:t>
             </w:r>
           </w:p>
         </w:tc>
@@ -2190,7 +2276,7 @@
           <w:color w:val="16202E"/>
           <w:sz w:val="21"/>
         </w:rPr>
-        <w:t>이 프로젝트에서 가장 설명하고 싶은 부분입니다. 2026년 9월, 자사 지표가 모델 성능을 전혀 보증하지 못한다는 사실을 스스로 확인하고 지표 체계를 전면 재정의했습니다. 그 전까지의 기준은 'AI 정확도 70% 이상' 한 줄이었습니다.</w:t>
+        <w:t>이 프로젝트에서 가장 설명하고 싶은 부분입니다. 2026년 9월, 자사 지표가 모델 성능을 전혀 보증하지 못한다는 사실을 스스로 확인하고 지표 체계를 전면 재정의했습니다. 그 전까지의 기준은 'AI 정확도 70% 이상' 한 줄이었습니다. 당시 공실 예측 방향은 '항상 하락'이라고만 답하는 상수가 78.5% 로 모델(70.8%)보다 높았습니다. 그 뒤 재학습과 판정 정정을 거친 현재 상태는 아래와 같습니다 (2026-10-04 · scripts/kpi_baseline.py).</w:t>
       </w:r>
     </w:p>
     <w:tbl>
@@ -2210,10 +2296,11 @@
         <w:tblLook w:firstColumn="1" w:firstRow="1" w:lastColumn="0" w:lastRow="0" w:noHBand="0" w:noVBand="1" w:val="04A0"/>
       </w:tblPr>
       <w:tblGrid>
-        <w:gridCol w:w="2608"/>
-        <w:gridCol w:w="2608"/>
-        <w:gridCol w:w="1814"/>
+        <w:gridCol w:w="2154"/>
+        <w:gridCol w:w="2494"/>
+        <w:gridCol w:w="1020"/>
         <w:gridCol w:w="1927"/>
+        <w:gridCol w:w="1360"/>
       </w:tblGrid>
       <w:tr>
         <w:trPr>
@@ -2222,7 +2309,7 @@
         </w:trPr>
         <w:tc>
           <w:tcPr>
-            <w:tcW w:type="dxa" w:w="2608"/>
+            <w:tcW w:type="dxa" w:w="2154"/>
             <w:shd w:val="clear" w:color="auto" w:fill="EEF2F6"/>
             <w:tcMar>
               <w:top w:w="70" w:type="dxa"/>
@@ -2242,7 +2329,7 @@
                 <w:b/>
                 <w:i w:val="0"/>
                 <w:color w:val="1B3A5C"/>
-                <w:sz w:val="18"/>
+                <w:sz w:val="17"/>
               </w:rPr>
               <w:t>축</w:t>
             </w:r>
@@ -2250,7 +2337,7 @@
         </w:tc>
         <w:tc>
           <w:tcPr>
-            <w:tcW w:type="dxa" w:w="2608"/>
+            <w:tcW w:type="dxa" w:w="2494"/>
             <w:shd w:val="clear" w:color="auto" w:fill="EEF2F6"/>
             <w:tcMar>
               <w:top w:w="70" w:type="dxa"/>
@@ -2270,15 +2357,15 @@
                 <w:b/>
                 <w:i w:val="0"/>
                 <w:color w:val="1B3A5C"/>
-                <w:sz w:val="18"/>
+                <w:sz w:val="17"/>
               </w:rPr>
-              <w:t>무정보 베이스라인</w:t>
+              <w:t>대조군 (무정보 규칙 중 강한 쪽)</w:t>
             </w:r>
           </w:p>
         </w:tc>
         <w:tc>
           <w:tcPr>
-            <w:tcW w:type="dxa" w:w="1814"/>
+            <w:tcW w:type="dxa" w:w="1020"/>
             <w:shd w:val="clear" w:color="auto" w:fill="EEF2F6"/>
             <w:tcMar>
               <w:top w:w="70" w:type="dxa"/>
@@ -2298,7 +2385,7 @@
                 <w:b/>
                 <w:i w:val="0"/>
                 <w:color w:val="1B3A5C"/>
-                <w:sz w:val="18"/>
+                <w:sz w:val="17"/>
               </w:rPr>
               <w:t>모델</w:t>
             </w:r>
@@ -2326,9 +2413,37 @@
                 <w:b/>
                 <w:i w:val="0"/>
                 <w:color w:val="1B3A5C"/>
-                <w:sz w:val="18"/>
+                <w:sz w:val="17"/>
               </w:rPr>
-              <w:t>실력</w:t>
+              <w:t>차이 [95% 구간]</w:t>
+            </w:r>
+          </w:p>
+        </w:tc>
+        <w:tc>
+          <w:tcPr>
+            <w:tcW w:type="dxa" w:w="1361"/>
+            <w:shd w:val="clear" w:color="auto" w:fill="EEF2F6"/>
+            <w:tcMar>
+              <w:top w:w="70" w:type="dxa"/>
+              <w:left w:w="110" w:type="dxa"/>
+              <w:bottom w:w="70" w:type="dxa"/>
+              <w:right w:w="110" w:type="dxa"/>
+            </w:tcMar>
+          </w:tcPr>
+          <w:p>
+            <w:pPr>
+              <w:spacing w:before="0" w:after="0" w:line="317" w:lineRule="auto"/>
+              <w:jc w:val="center"/>
+            </w:pPr>
+            <w:r>
+              <w:rPr>
+                <w:rFonts w:ascii="Noto Sans KR" w:hAnsi="Noto Sans KR" w:eastAsia="Noto Sans KR" w:cs="Noto Sans KR"/>
+                <w:b/>
+                <w:i w:val="0"/>
+                <w:color w:val="1B3A5C"/>
+                <w:sz w:val="17"/>
+              </w:rPr>
+              <w:t>판정</w:t>
             </w:r>
           </w:p>
         </w:tc>
@@ -2339,7 +2454,7 @@
         </w:trPr>
         <w:tc>
           <w:tcPr>
-            <w:tcW w:type="dxa" w:w="2608"/>
+            <w:tcW w:type="dxa" w:w="2154"/>
             <w:tcMar>
               <w:top w:w="70" w:type="dxa"/>
               <w:left w:w="110" w:type="dxa"/>
@@ -2358,7 +2473,7 @@
                 <w:b/>
                 <w:i w:val="0"/>
                 <w:color w:val="16202E"/>
-                <w:sz w:val="18"/>
+                <w:sz w:val="17"/>
               </w:rPr>
               <w:t>공실 예측 · 오차 (MAE)</w:t>
             </w:r>
@@ -2366,7 +2481,7 @@
         </w:tc>
         <w:tc>
           <w:tcPr>
-            <w:tcW w:type="dxa" w:w="2608"/>
+            <w:tcW w:type="dxa" w:w="2494"/>
             <w:tcMar>
               <w:top w:w="70" w:type="dxa"/>
               <w:left w:w="110" w:type="dxa"/>
@@ -2385,15 +2500,15 @@
                 <w:b w:val="0"/>
                 <w:i w:val="0"/>
                 <w:color w:val="16202E"/>
-                <w:sz w:val="18"/>
+                <w:sz w:val="17"/>
               </w:rPr>
-              <w:t>지속성 1.333</w:t>
+              <w:t>거점 평균 0.998 (지속성 1.190)</w:t>
             </w:r>
           </w:p>
         </w:tc>
         <w:tc>
           <w:tcPr>
-            <w:tcW w:type="dxa" w:w="1814"/>
+            <w:tcW w:type="dxa" w:w="1020"/>
             <w:tcMar>
               <w:top w:w="70" w:type="dxa"/>
               <w:left w:w="110" w:type="dxa"/>
@@ -2412,9 +2527,9 @@
                 <w:b w:val="0"/>
                 <w:i w:val="0"/>
                 <w:color w:val="16202E"/>
-                <w:sz w:val="18"/>
+                <w:sz w:val="17"/>
               </w:rPr>
-              <w:t>1.061</w:t>
+              <w:t>0.822</w:t>
             </w:r>
           </w:p>
         </w:tc>
@@ -2439,9 +2554,36 @@
                 <w:b w:val="0"/>
                 <w:i w:val="0"/>
                 <w:color w:val="16202E"/>
-                <w:sz w:val="18"/>
+                <w:sz w:val="17"/>
               </w:rPr>
-              <w:t>+20.5%</w:t>
+              <w:t>+17.6% [+11.6, +24.5]</w:t>
+            </w:r>
+          </w:p>
+        </w:tc>
+        <w:tc>
+          <w:tcPr>
+            <w:tcW w:type="dxa" w:w="1361"/>
+            <w:tcMar>
+              <w:top w:w="70" w:type="dxa"/>
+              <w:left w:w="110" w:type="dxa"/>
+              <w:bottom w:w="70" w:type="dxa"/>
+              <w:right w:w="110" w:type="dxa"/>
+            </w:tcMar>
+          </w:tcPr>
+          <w:p>
+            <w:pPr>
+              <w:spacing w:before="0" w:after="0" w:line="317" w:lineRule="auto"/>
+              <w:jc w:val="center"/>
+            </w:pPr>
+            <w:r>
+              <w:rPr>
+                <w:rFonts w:ascii="Noto Sans KR" w:hAnsi="Noto Sans KR" w:eastAsia="Noto Sans KR" w:cs="Noto Sans KR"/>
+                <w:b/>
+                <w:i w:val="0"/>
+                <w:color w:val="9C4221"/>
+                <w:sz w:val="17"/>
+              </w:rPr>
+              <w:t>참고 실력 · 확인대기</w:t>
             </w:r>
           </w:p>
         </w:tc>
@@ -2452,7 +2594,7 @@
         </w:trPr>
         <w:tc>
           <w:tcPr>
-            <w:tcW w:type="dxa" w:w="2608"/>
+            <w:tcW w:type="dxa" w:w="2154"/>
             <w:shd w:val="clear" w:color="auto" w:fill="F7F9FB"/>
             <w:tcMar>
               <w:top w:w="70" w:type="dxa"/>
@@ -2472,7 +2614,7 @@
                 <w:b/>
                 <w:i w:val="0"/>
                 <w:color w:val="16202E"/>
-                <w:sz w:val="18"/>
+                <w:sz w:val="17"/>
               </w:rPr>
               <w:t>공실 예측 · 방향</w:t>
             </w:r>
@@ -2480,7 +2622,7 @@
         </w:tc>
         <w:tc>
           <w:tcPr>
-            <w:tcW w:type="dxa" w:w="2608"/>
+            <w:tcW w:type="dxa" w:w="2494"/>
             <w:shd w:val="clear" w:color="auto" w:fill="F7F9FB"/>
             <w:tcMar>
               <w:top w:w="70" w:type="dxa"/>
@@ -2500,15 +2642,15 @@
                 <w:b w:val="0"/>
                 <w:i w:val="0"/>
                 <w:color w:val="16202E"/>
-                <w:sz w:val="18"/>
+                <w:sz w:val="17"/>
               </w:rPr>
-              <w:t>'항상 하락' 78.5%</w:t>
+              <w:t>'평균 쪽' 68.8% (상수 55.0%)</w:t>
             </w:r>
           </w:p>
         </w:tc>
         <w:tc>
           <w:tcPr>
-            <w:tcW w:type="dxa" w:w="1814"/>
+            <w:tcW w:type="dxa" w:w="1020"/>
             <w:shd w:val="clear" w:color="auto" w:fill="F7F9FB"/>
             <w:tcMar>
               <w:top w:w="70" w:type="dxa"/>
@@ -2528,9 +2670,9 @@
                 <w:b w:val="0"/>
                 <w:i w:val="0"/>
                 <w:color w:val="16202E"/>
-                <w:sz w:val="18"/>
+                <w:sz w:val="17"/>
               </w:rPr>
-              <w:t>70.8%</w:t>
+              <w:t>80.0%</w:t>
             </w:r>
           </w:p>
         </w:tc>
@@ -2553,12 +2695,40 @@
             <w:r>
               <w:rPr>
                 <w:rFonts w:ascii="Noto Sans KR" w:hAnsi="Noto Sans KR" w:eastAsia="Noto Sans KR" w:cs="Noto Sans KR"/>
+                <w:b w:val="0"/>
+                <w:i w:val="0"/>
+                <w:color w:val="16202E"/>
+                <w:sz w:val="17"/>
+              </w:rPr>
+              <w:t>+11.3%p [+5.4, +17.1]</w:t>
+            </w:r>
+          </w:p>
+        </w:tc>
+        <w:tc>
+          <w:tcPr>
+            <w:tcW w:type="dxa" w:w="1361"/>
+            <w:shd w:val="clear" w:color="auto" w:fill="F7F9FB"/>
+            <w:tcMar>
+              <w:top w:w="70" w:type="dxa"/>
+              <w:left w:w="110" w:type="dxa"/>
+              <w:bottom w:w="70" w:type="dxa"/>
+              <w:right w:w="110" w:type="dxa"/>
+            </w:tcMar>
+          </w:tcPr>
+          <w:p>
+            <w:pPr>
+              <w:spacing w:before="0" w:after="0" w:line="317" w:lineRule="auto"/>
+              <w:jc w:val="center"/>
+            </w:pPr>
+            <w:r>
+              <w:rPr>
+                <w:rFonts w:ascii="Noto Sans KR" w:hAnsi="Noto Sans KR" w:eastAsia="Noto Sans KR" w:cs="Noto Sans KR"/>
                 <w:b/>
                 <w:i w:val="0"/>
                 <w:color w:val="9C4221"/>
-                <w:sz w:val="18"/>
+                <w:sz w:val="17"/>
               </w:rPr>
-              <w:t>-7.7%p</w:t>
+              <w:t>참고 실력 · 확인대기</w:t>
             </w:r>
           </w:p>
         </w:tc>
@@ -2569,7 +2739,7 @@
         </w:trPr>
         <w:tc>
           <w:tcPr>
-            <w:tcW w:type="dxa" w:w="2608"/>
+            <w:tcW w:type="dxa" w:w="2154"/>
             <w:tcMar>
               <w:top w:w="70" w:type="dxa"/>
               <w:left w:w="110" w:type="dxa"/>
@@ -2588,7 +2758,7 @@
                 <w:b/>
                 <w:i w:val="0"/>
                 <w:color w:val="16202E"/>
-                <w:sz w:val="18"/>
+                <w:sz w:val="17"/>
               </w:rPr>
               <w:t>업종 추천 · Top-3</w:t>
             </w:r>
@@ -2596,7 +2766,7 @@
         </w:tc>
         <w:tc>
           <w:tcPr>
-            <w:tcW w:type="dxa" w:w="2608"/>
+            <w:tcW w:type="dxa" w:w="2494"/>
             <w:tcMar>
               <w:top w:w="70" w:type="dxa"/>
               <w:left w:w="110" w:type="dxa"/>
@@ -2615,15 +2785,15 @@
                 <w:b w:val="0"/>
                 <w:i w:val="0"/>
                 <w:color w:val="16202E"/>
-                <w:sz w:val="18"/>
+                <w:sz w:val="17"/>
               </w:rPr>
-              <w:t>거점 사전분포 89.3%</w:t>
+              <w:t>거점 사전분포 88.7%</w:t>
             </w:r>
           </w:p>
         </w:tc>
         <w:tc>
           <w:tcPr>
-            <w:tcW w:type="dxa" w:w="1814"/>
+            <w:tcW w:type="dxa" w:w="1020"/>
             <w:tcMar>
               <w:top w:w="70" w:type="dxa"/>
               <w:left w:w="110" w:type="dxa"/>
@@ -2642,9 +2812,9 @@
                 <w:b w:val="0"/>
                 <w:i w:val="0"/>
                 <w:color w:val="16202E"/>
-                <w:sz w:val="18"/>
+                <w:sz w:val="17"/>
               </w:rPr>
-              <w:t>91.7%</w:t>
+              <w:t>92.0%</w:t>
             </w:r>
           </w:p>
         </w:tc>
@@ -2669,9 +2839,36 @@
                 <w:b w:val="0"/>
                 <w:i w:val="0"/>
                 <w:color w:val="16202E"/>
-                <w:sz w:val="18"/>
+                <w:sz w:val="17"/>
               </w:rPr>
-              <w:t>+2.32%p</w:t>
+              <w:t>+3.36%p [+2.78, +3.95]</w:t>
+            </w:r>
+          </w:p>
+        </w:tc>
+        <w:tc>
+          <w:tcPr>
+            <w:tcW w:type="dxa" w:w="1361"/>
+            <w:tcMar>
+              <w:top w:w="70" w:type="dxa"/>
+              <w:left w:w="110" w:type="dxa"/>
+              <w:bottom w:w="70" w:type="dxa"/>
+              <w:right w:w="110" w:type="dxa"/>
+            </w:tcMar>
+          </w:tcPr>
+          <w:p>
+            <w:pPr>
+              <w:spacing w:before="0" w:after="0" w:line="317" w:lineRule="auto"/>
+              <w:jc w:val="center"/>
+            </w:pPr>
+            <w:r>
+              <w:rPr>
+                <w:rFonts w:ascii="Noto Sans KR" w:hAnsi="Noto Sans KR" w:eastAsia="Noto Sans KR" w:cs="Noto Sans KR"/>
+                <w:b w:val="0"/>
+                <w:i w:val="0"/>
+                <w:color w:val="16202E"/>
+                <w:sz w:val="17"/>
+              </w:rPr>
+              <w:t>실력 (확정)</w:t>
             </w:r>
           </w:p>
         </w:tc>
@@ -2689,7 +2886,7 @@
           <w:color w:val="5C6875"/>
           <w:sz w:val="17"/>
         </w:rPr>
-        <w:t>방향 축은 미달입니다. 감추지 않고 그대로 싣습니다. 제품이 파는 값은 방향 이분법이 아니라 공실 압력의 크기이므로 오차 축을 주 지표로 둡니다.</w:t>
+        <w:t>공실 예측은 홀드아웃 240건(거점 80곳), 업종 추천은 test 17,650자리 기준입니다. 공실 예측 두 축은 확정이 아니라 참고 판정입니다. 이미 본 분기 데이터로는 확정하지 않는다는 규칙을 사전에 정했고, 2026년 3분기 데이터가 공표되면 자동 감시 작업이 재학습까지 돌린 뒤 사람이 판정합니다. 그때까지 이 두 값을 달성이라고 적지 않습니다.</w:t>
       </w:r>
     </w:p>
     <w:p>
@@ -3329,7 +3526,7 @@
           <w:color w:val="16202E"/>
           <w:sz w:val="19"/>
         </w:rPr>
-        <w:t>Co.I 는 박사 과정의 주제이자 면접에서 가장 많이 질문받을 항목입니다. 위 다섯 칸을 비운 채 제출하면 '만들다 만 두 번째 프로젝트'로 읽힙니다.</w:t>
+        <w:t>Co.I 는 면접에서 가장 많이 질문받을 항목입니다. 위 다섯 칸을 비운 채 제출하면 '만들다 만 두 번째 프로젝트'로 읽힙니다.</w:t>
       </w:r>
     </w:p>
     <w:p>
